--- a/templates/docx/UID_JABAR.docx
+++ b/templates/docx/UID_JABAR.docx
@@ -29,7 +29,7 @@
         <w:rPr>
           <w:rtl w:val="0"/>
         </w:rPr>
-        <w:t>Pada hari ini {hari} Tanggal {tanggal} Bulan {bulan} Tahun {tahun} telah dilakukan pekerjaan aktivasi layanan Managed Service Furniture Kantor Yogyakarta dan Depo KRL Solo Jebres Tahun 2025-2027 Area VI Yogyakarta Division PT Kereta Commuter Indonesia yang dilaksanakan oleh PT. PLN (PERSERO) UNIT INDUK DISTRIBUSI JAWA BARAT. Dengan hasil BAIK, Adapun spesifikasi sebagai berikut:</w:t>
+        <w:t>Pada hari ini {hari} Tanggal {tanggal} Bulan {bulan} Tahun {tahun} telah dilakukan pekerjaan aktivasi layanan {namaLayanan} yang dilaksanakan oleh {namaPelanggan}. Dengan hasil BAIK, Adapun spesifikasi sebagai berikut:</w:t>
       </w:r>
       <w:r>
         <w:rPr>
@@ -272,10 +272,9 @@
         <w:rPr>
           <w:rtl w:val="0"/>
         </w:rPr>
-        <w:t xml:space="preserve">Terminating</w:t>
-        <w:tab/>
-        <w:t xml:space="preserve">: GEDUNG BALAI SUMUR BANDUNG PLN UID JABAR JL. ASIA AFRIKA NO.63, BRAGA, KEC. SUMUR BANDUNG, KOTA BANDUNG, JAWA BARAT 40111</w:t>
-        <w:tab/>
+        <w:t>Terminating</w:t>
+        <w:tab/>
+        <w:t>: {terminating}</w:t>
       </w:r>
     </w:p>
     <w:p>

--- a/templates/docx/UID_JABAR.docx
+++ b/templates/docx/UID_JABAR.docx
@@ -27,81 +27,80 @@
       </w:pPr>
       <w:r>
         <w:rPr>
-          <w:rtl w:val="0"/>
-        </w:rPr>
-        <w:t>Pada hari ini {hari} Tanggal {tanggal} Bulan {bulan} Tahun {tahun} telah dilakukan pekerjaan aktivasi layanan {namaLayanan} yang dilaksanakan oleh {namaPelanggan}. Dengan hasil BAIK, Adapun spesifikasi sebagai berikut:</w:t>
-      </w:r>
-      <w:r>
-        <w:rPr>
-          <w:b w:val="1"/>
-          <w:bCs w:val="1"/>
-          <w:rtl w:val="0"/>
-        </w:rPr>
-      </w:r>
-      <w:r>
-        <w:rPr>
-          <w:rtl w:val="0"/>
-        </w:rPr>
-      </w:r>
-      <w:r>
-        <w:rPr>
-          <w:b w:val="1"/>
-          <w:bCs w:val="1"/>
-          <w:rtl w:val="0"/>
-        </w:rPr>
-      </w:r>
-      <w:r>
-        <w:rPr>
-          <w:rtl w:val="0"/>
-        </w:rPr>
-      </w:r>
-      <w:r>
-        <w:rPr>
-          <w:b w:val="1"/>
-          <w:bCs w:val="1"/>
-          <w:rtl w:val="0"/>
-        </w:rPr>
-      </w:r>
-      <w:r>
-        <w:rPr>
-          <w:rtl w:val="0"/>
-        </w:rPr>
-      </w:r>
-      <w:r>
-        <w:rPr>
-          <w:b w:val="1"/>
-          <w:bCs w:val="1"/>
-          <w:rtl w:val="0"/>
-        </w:rPr>
-      </w:r>
-      <w:r>
-        <w:rPr>
-          <w:rtl w:val="0"/>
-        </w:rPr>
-      </w:r>
-      <w:r>
-        <w:rPr>
-          <w:b w:val="1"/>
-          <w:bCs w:val="1"/>
-          <w:rtl w:val="0"/>
-        </w:rPr>
-      </w:r>
-      <w:r>
-        <w:rPr>
-          <w:rtl w:val="0"/>
-        </w:rPr>
-      </w:r>
-      <w:r>
-        <w:rPr>
-          <w:b w:val="1"/>
-          <w:bCs w:val="1"/>
-          <w:rtl w:val="0"/>
-        </w:rPr>
-      </w:r>
-      <w:r>
-        <w:rPr>
-          <w:rtl w:val="0"/>
-        </w:rPr>
+          <w:b w:val="0"/>
+          <w:rtl w:val="0"/>
+        </w:rPr>
+        <w:t xml:space="preserve">Pada hari ini </w:t>
+      </w:r>
+      <w:r>
+        <w:rPr>
+          <w:b/>
+          <w:rtl w:val="0"/>
+        </w:rPr>
+        <w:t>{hari}</w:t>
+      </w:r>
+      <w:r>
+        <w:rPr>
+          <w:b w:val="0"/>
+          <w:rtl w:val="0"/>
+        </w:rPr>
+        <w:t xml:space="preserve"> Tanggal </w:t>
+      </w:r>
+      <w:r>
+        <w:rPr>
+          <w:b/>
+          <w:rtl w:val="0"/>
+        </w:rPr>
+        <w:t>{tanggal}</w:t>
+      </w:r>
+      <w:r>
+        <w:rPr>
+          <w:b w:val="0"/>
+          <w:rtl w:val="0"/>
+        </w:rPr>
+        <w:t xml:space="preserve"> Bulan </w:t>
+      </w:r>
+      <w:r>
+        <w:rPr>
+          <w:b/>
+          <w:rtl w:val="0"/>
+        </w:rPr>
+        <w:t>{bulan}</w:t>
+      </w:r>
+      <w:r>
+        <w:rPr>
+          <w:b w:val="0"/>
+          <w:rtl w:val="0"/>
+        </w:rPr>
+        <w:t xml:space="preserve"> Tahun </w:t>
+      </w:r>
+      <w:r>
+        <w:rPr>
+          <w:b/>
+          <w:rtl w:val="0"/>
+        </w:rPr>
+        <w:t>{tahun}</w:t>
+      </w:r>
+      <w:r>
+        <w:rPr>
+          <w:b w:val="0"/>
+          <w:rtl w:val="0"/>
+        </w:rPr>
+        <w:t xml:space="preserve"> telah dilakukan pekerjaan aktivasi layanan {namaLayanan} yang dilaksanakan oleh {namaPelanggan}. Dengan hasil </w:t>
+      </w:r>
+      <w:r>
+        <w:rPr>
+          <w:b/>
+          <w:rtl w:val="0"/>
+        </w:rPr>
+        <w:t>BAIK</w:t>
+      </w:r>
+      <w:r>
+        <w:rPr>
+          <w:b w:val="0"/>
+          <w:rtl w:val="0"/>
+        </w:rPr>
+        <w:t>, Adapun spesifikasi sebagai berikut:</w:t>
       </w:r>
     </w:p>
     <w:p>
@@ -659,7 +658,7 @@
             </w:pPr>
             <w:r>
               <w:rPr>
-                <w:b w:val="1"/>
+                <w:b/>
                 <w:bCs w:val="1"/>
                 <w:rtl w:val="0"/>
               </w:rPr>
@@ -710,6 +709,14 @@
                 <w:rtl w:val="0"/>
               </w:rPr>
             </w:r>
+            <w:r>
+              <w:t>{%ttd2}</w:t>
+            </w:r>
+          </w:p>
+          <w:p>
+            <w:r>
+              <w:t>{%stempel2}</w:t>
+            </w:r>
           </w:p>
         </w:tc>
         <w:tc>
@@ -744,6 +751,7 @@
           <w:tcPr>
             <w:vAlign w:val="center"/>
           </w:tcPr>
+          <w:p/>
           <w:p>
             <w:pPr>
               <w:jc w:val="center"/>

--- a/templates/docx/UID_JABAR.docx
+++ b/templates/docx/UID_JABAR.docx
@@ -117,171 +117,181 @@
     </w:p>
     <w:p>
       <w:pPr>
+        <w:spacing w:after="0" w:line="240" w:lineRule="auto"/>
+        <w:jc w:val="both"/>
+        <w:rPr/>
+        <w:tabs>
+          <w:tab w:val="left" w:pos="2880"/>
+        </w:tabs>
+      </w:pPr>
+      <w:r>
+        <w:rPr>
+          <w:rtl w:val="0"/>
+        </w:rPr>
+        <w:t xml:space="preserve">Nama Layanan </w:t>
+        <w:tab/>
+        <w:t>: {namaLayanan}</w:t>
+      </w:r>
+    </w:p>
+    <w:p>
+      <w:pPr>
+        <w:spacing w:after="0" w:line="240" w:lineRule="auto"/>
+        <w:jc w:val="both"/>
+        <w:rPr/>
+        <w:tabs>
+          <w:tab w:val="left" w:pos="2880"/>
+        </w:tabs>
+      </w:pPr>
+      <w:r>
+        <w:rPr>
+          <w:rtl w:val="0"/>
+        </w:rPr>
+        <w:t>Service ID</w:t>
+        <w:tab/>
+        <w:t>: {serviceId}</w:t>
+      </w:r>
+    </w:p>
+    <w:p>
+      <w:pPr>
+        <w:spacing w:after="0" w:line="240" w:lineRule="auto"/>
+        <w:jc w:val="both"/>
+        <w:rPr/>
+        <w:tabs>
+          <w:tab w:val="left" w:pos="2880"/>
+        </w:tabs>
+      </w:pPr>
+      <w:r>
+        <w:rPr>
+          <w:rtl w:val="0"/>
+        </w:rPr>
+        <w:t>Interface</w:t>
+        <w:tab/>
+        <w:t>: {interface}</w:t>
+      </w:r>
+    </w:p>
+    <w:p>
+      <w:pPr>
+        <w:spacing w:after="0" w:line="240" w:lineRule="auto"/>
+        <w:jc w:val="both"/>
+        <w:rPr/>
+        <w:tabs>
+          <w:tab w:val="left" w:pos="2880"/>
+        </w:tabs>
+      </w:pPr>
+      <w:r>
+        <w:rPr>
+          <w:rtl w:val="0"/>
+        </w:rPr>
+        <w:t>Bandwidth</w:t>
+        <w:tab/>
+        <w:t>: {bandwidth}</w:t>
+      </w:r>
+    </w:p>
+    <w:p>
+      <w:pPr>
+        <w:spacing w:after="0" w:line="240" w:lineRule="auto"/>
+        <w:jc w:val="both"/>
+        <w:rPr/>
+        <w:tabs>
+          <w:tab w:val="left" w:pos="2880"/>
+        </w:tabs>
+      </w:pPr>
+      <w:r>
+        <w:rPr>
+          <w:rtl w:val="0"/>
+        </w:rPr>
+        <w:t>Originating</w:t>
+        <w:tab/>
+        <w:t>: {originating}</w:t>
+      </w:r>
+    </w:p>
+    <w:p>
+      <w:pPr>
+        <w:spacing w:after="0" w:line="240" w:lineRule="auto"/>
+        <w:rPr/>
+        <w:tabs>
+          <w:tab w:val="left" w:pos="2880"/>
+        </w:tabs>
+      </w:pPr>
+      <w:r>
+        <w:rPr>
+          <w:rtl w:val="0"/>
+        </w:rPr>
+        <w:t>Terminating</w:t>
+        <w:tab/>
+        <w:t>: {terminating}</w:t>
+      </w:r>
+    </w:p>
+    <w:p>
+      <w:pPr>
+        <w:spacing w:after="0" w:line="240" w:lineRule="auto"/>
+        <w:rPr/>
+        <w:tabs>
+          <w:tab w:val="left" w:pos="2880"/>
+        </w:tabs>
+      </w:pPr>
+      <w:r>
+        <w:rPr>
+          <w:rtl w:val="0"/>
+        </w:rPr>
+        <w:t>No PA</w:t>
+        <w:tab/>
+        <w:t>: {noPA}</w:t>
+      </w:r>
+    </w:p>
+    <w:p>
+      <w:pPr>
+        <w:spacing w:after="0" w:line="240" w:lineRule="auto"/>
+        <w:ind w:left="2127" w:right="-755" w:hanging="2127"/>
+        <w:rPr/>
+      </w:pPr>
+      <w:r>
+        <w:rPr>
+          <w:rtl w:val="0"/>
+        </w:rPr>
+      </w:r>
+    </w:p>
+    <w:p>
+      <w:pPr>
+        <w:spacing w:after="0" w:line="240" w:lineRule="auto"/>
+        <w:jc w:val="both"/>
+        <w:rPr/>
+        <w:tabs>
+          <w:tab w:val="left" w:pos="2880"/>
+        </w:tabs>
+      </w:pPr>
+      <w:r>
+        <w:rPr>
+          <w:rtl w:val="0"/>
+        </w:rPr>
+        <w:t>Nama Pelanggan</w:t>
+        <w:tab/>
+        <w:t>: {namaPelanggan}</w:t>
+      </w:r>
+    </w:p>
+    <w:p>
+      <w:pPr>
+        <w:spacing w:after="0" w:line="240" w:lineRule="auto"/>
+        <w:rPr/>
+        <w:tabs>
+          <w:tab w:val="left" w:pos="2880"/>
+        </w:tabs>
+      </w:pPr>
+      <w:r>
+        <w:rPr>
+          <w:rtl w:val="0"/>
+        </w:rPr>
+        <w:t>Terminating</w:t>
+        <w:tab/>
+        <w:t>: {terminating}</w:t>
+      </w:r>
+    </w:p>
+    <w:p>
+      <w:pPr>
         <w:tabs>
           <w:tab w:val="left" w:leader="none" w:pos="2127"/>
         </w:tabs>
         <w:spacing w:after="0" w:line="240" w:lineRule="auto"/>
-        <w:jc w:val="both"/>
-        <w:rPr/>
-      </w:pPr>
-      <w:r>
-        <w:rPr>
-          <w:rtl w:val="0"/>
-        </w:rPr>
-        <w:t xml:space="preserve">Nama Layanan </w:t>
-        <w:tab/>
-        <w:t>: {namaLayanan}</w:t>
-      </w:r>
-    </w:p>
-    <w:p>
-      <w:pPr>
-        <w:tabs>
-          <w:tab w:val="left" w:leader="none" w:pos="2127"/>
-        </w:tabs>
-        <w:spacing w:after="0" w:line="240" w:lineRule="auto"/>
-        <w:jc w:val="both"/>
-        <w:rPr/>
-      </w:pPr>
-      <w:r>
-        <w:rPr>
-          <w:rtl w:val="0"/>
-        </w:rPr>
-        <w:t>Service ID</w:t>
-        <w:tab/>
-        <w:t>: {serviceId}</w:t>
-      </w:r>
-    </w:p>
-    <w:p>
-      <w:pPr>
-        <w:tabs>
-          <w:tab w:val="left" w:leader="none" w:pos="2127"/>
-        </w:tabs>
-        <w:spacing w:after="0" w:line="240" w:lineRule="auto"/>
-        <w:jc w:val="both"/>
-        <w:rPr/>
-      </w:pPr>
-      <w:r>
-        <w:rPr>
-          <w:rtl w:val="0"/>
-        </w:rPr>
-        <w:t>Interface</w:t>
-        <w:tab/>
-        <w:t>: {interface}</w:t>
-      </w:r>
-    </w:p>
-    <w:p>
-      <w:pPr>
-        <w:tabs>
-          <w:tab w:val="left" w:leader="none" w:pos="2127"/>
-        </w:tabs>
-        <w:spacing w:after="0" w:line="240" w:lineRule="auto"/>
-        <w:jc w:val="both"/>
-        <w:rPr/>
-      </w:pPr>
-      <w:r>
-        <w:rPr>
-          <w:rtl w:val="0"/>
-        </w:rPr>
-        <w:t>Bandwidth</w:t>
-        <w:tab/>
-        <w:t>: {bandwidth}</w:t>
-      </w:r>
-    </w:p>
-    <w:p>
-      <w:pPr>
-        <w:spacing w:after="0" w:line="240" w:lineRule="auto"/>
-        <w:ind w:left="2127" w:hanging="2127"/>
-        <w:jc w:val="both"/>
-        <w:rPr/>
-      </w:pPr>
-      <w:r>
-        <w:rPr>
-          <w:rtl w:val="0"/>
-        </w:rPr>
-        <w:t>Originating</w:t>
-        <w:tab/>
-        <w:t>: {originating}</w:t>
-      </w:r>
-    </w:p>
-    <w:p>
-      <w:pPr>
-        <w:spacing w:after="0" w:line="240" w:lineRule="auto"/>
-        <w:ind w:left="2127" w:right="-755" w:hanging="2127"/>
-        <w:rPr/>
-      </w:pPr>
-      <w:r>
-        <w:rPr>
-          <w:rtl w:val="0"/>
-        </w:rPr>
-        <w:t>Terminating</w:t>
-        <w:tab/>
-        <w:t>: {terminating}</w:t>
-      </w:r>
-    </w:p>
-    <w:p>
-      <w:pPr>
-        <w:spacing w:after="0" w:line="240" w:lineRule="auto"/>
-        <w:ind w:left="2127" w:right="-755" w:hanging="2127"/>
-        <w:rPr/>
-      </w:pPr>
-      <w:r>
-        <w:rPr>
-          <w:rtl w:val="0"/>
-        </w:rPr>
-        <w:t>No PA</w:t>
-        <w:tab/>
-        <w:t>: {noPA}</w:t>
-      </w:r>
-    </w:p>
-    <w:p>
-      <w:pPr>
-        <w:spacing w:after="0" w:line="240" w:lineRule="auto"/>
-        <w:ind w:left="2127" w:right="-755" w:hanging="2127"/>
-        <w:rPr/>
-      </w:pPr>
-      <w:r>
-        <w:rPr>
-          <w:rtl w:val="0"/>
-        </w:rPr>
-      </w:r>
-    </w:p>
-    <w:p>
-      <w:pPr>
-        <w:spacing w:after="0" w:line="240" w:lineRule="auto"/>
-        <w:ind w:left="2127" w:hanging="2127"/>
-        <w:jc w:val="both"/>
-        <w:rPr/>
-      </w:pPr>
-      <w:r>
-        <w:rPr>
-          <w:rtl w:val="0"/>
-        </w:rPr>
-        <w:t>Nama Pelanggan</w:t>
-        <w:tab/>
-        <w:t>: {namaPelanggan}</w:t>
-      </w:r>
-    </w:p>
-    <w:p>
-      <w:pPr>
-        <w:spacing w:after="0" w:line="240" w:lineRule="auto"/>
-        <w:ind w:left="2127" w:right="-755" w:hanging="2127"/>
-        <w:rPr/>
-      </w:pPr>
-      <w:r>
-        <w:rPr>
-          <w:rtl w:val="0"/>
-        </w:rPr>
-        <w:t>Terminating</w:t>
-        <w:tab/>
-        <w:t>: {terminating}</w:t>
-      </w:r>
-    </w:p>
-    <w:p>
-      <w:pPr>
-        <w:tabs>
-          <w:tab w:val="left" w:leader="none" w:pos="2127"/>
-        </w:tabs>
-        <w:spacing w:after="0" w:line="240" w:lineRule="auto"/>
         <w:ind w:left="2268" w:right="-755" w:firstLine="0"/>
         <w:rPr/>
       </w:pPr>
@@ -293,14 +303,13 @@
     </w:p>
     <w:p>
       <w:pPr>
-        <w:tabs>
-          <w:tab w:val="left" w:leader="none" w:pos="2127"/>
-          <w:tab w:val="left" w:leader="none" w:pos="7088"/>
-          <w:tab w:val="left" w:leader="none" w:pos="8364"/>
-        </w:tabs>
-        <w:spacing w:after="0" w:line="240" w:lineRule="auto"/>
-        <w:jc w:val="both"/>
-        <w:rPr/>
+        <w:spacing w:after="0" w:line="240" w:lineRule="auto"/>
+        <w:jc w:val="both"/>
+        <w:rPr/>
+        <w:tabs>
+          <w:tab w:val="left" w:pos="2880"/>
+          <w:tab w:val="left" w:pos="5760"/>
+        </w:tabs>
       </w:pPr>
       <w:r>
         <w:rPr>
@@ -315,13 +324,12 @@
     </w:p>
     <w:p>
       <w:pPr>
-        <w:tabs>
-          <w:tab w:val="left" w:leader="none" w:pos="2127"/>
-          <w:tab w:val="left" w:leader="none" w:pos="7088"/>
-        </w:tabs>
-        <w:spacing w:after="0" w:line="240" w:lineRule="auto"/>
-        <w:jc w:val="both"/>
-        <w:rPr/>
+        <w:spacing w:after="0" w:line="240" w:lineRule="auto"/>
+        <w:jc w:val="both"/>
+        <w:rPr/>
+        <w:tabs>
+          <w:tab w:val="left" w:pos="2880"/>
+        </w:tabs>
       </w:pPr>
       <w:r>
         <w:rPr>
@@ -334,13 +342,12 @@
     </w:p>
     <w:p>
       <w:pPr>
-        <w:tabs>
-          <w:tab w:val="left" w:leader="none" w:pos="2127"/>
-          <w:tab w:val="left" w:leader="none" w:pos="7088"/>
-        </w:tabs>
-        <w:spacing w:after="0" w:line="240" w:lineRule="auto"/>
-        <w:jc w:val="both"/>
-        <w:rPr/>
+        <w:spacing w:after="0" w:line="240" w:lineRule="auto"/>
+        <w:jc w:val="both"/>
+        <w:rPr/>
+        <w:tabs>
+          <w:tab w:val="left" w:pos="2880"/>
+        </w:tabs>
       </w:pPr>
       <w:r>
         <w:rPr>
@@ -353,13 +360,13 @@
     </w:p>
     <w:p>
       <w:pPr>
-        <w:tabs>
-          <w:tab w:val="left" w:leader="none" w:pos="2127"/>
-          <w:tab w:val="left" w:leader="none" w:pos="7088"/>
-        </w:tabs>
-        <w:spacing w:after="0" w:line="240" w:lineRule="auto"/>
-        <w:jc w:val="both"/>
-        <w:rPr/>
+        <w:spacing w:after="0" w:line="240" w:lineRule="auto"/>
+        <w:jc w:val="both"/>
+        <w:rPr/>
+        <w:tabs>
+          <w:tab w:val="left" w:pos="2880"/>
+          <w:tab w:val="left" w:pos="5760"/>
+        </w:tabs>
       </w:pPr>
       <w:r>
         <w:rPr>
@@ -374,13 +381,12 @@
     </w:p>
     <w:p>
       <w:pPr>
-        <w:tabs>
-          <w:tab w:val="left" w:leader="none" w:pos="2127"/>
-          <w:tab w:val="left" w:leader="none" w:pos="7088"/>
-        </w:tabs>
-        <w:spacing w:after="0" w:line="240" w:lineRule="auto"/>
-        <w:jc w:val="both"/>
-        <w:rPr/>
+        <w:spacing w:after="0" w:line="240" w:lineRule="auto"/>
+        <w:jc w:val="both"/>
+        <w:rPr/>
+        <w:tabs>
+          <w:tab w:val="left" w:pos="2880"/>
+        </w:tabs>
       </w:pPr>
       <w:r>
         <w:rPr>
@@ -393,13 +399,12 @@
     </w:p>
     <w:p>
       <w:pPr>
-        <w:tabs>
-          <w:tab w:val="left" w:leader="none" w:pos="2127"/>
-          <w:tab w:val="left" w:leader="none" w:pos="7088"/>
-        </w:tabs>
-        <w:spacing w:after="0" w:line="240" w:lineRule="auto"/>
-        <w:jc w:val="both"/>
-        <w:rPr/>
+        <w:spacing w:after="0" w:line="240" w:lineRule="auto"/>
+        <w:jc w:val="both"/>
+        <w:rPr/>
+        <w:tabs>
+          <w:tab w:val="left" w:pos="2880"/>
+        </w:tabs>
       </w:pPr>
       <w:r>
         <w:rPr>
@@ -448,12 +453,12 @@
     </w:p>
     <w:p>
       <w:pPr>
-        <w:tabs>
-          <w:tab w:val="left" w:leader="none" w:pos="2127"/>
-        </w:tabs>
-        <w:spacing w:after="0" w:line="240" w:lineRule="auto"/>
-        <w:jc w:val="both"/>
-        <w:rPr/>
+        <w:spacing w:after="0" w:line="240" w:lineRule="auto"/>
+        <w:jc w:val="both"/>
+        <w:rPr/>
+        <w:tabs>
+          <w:tab w:val="left" w:pos="2880"/>
+        </w:tabs>
       </w:pPr>
       <w:r>
         <w:rPr>
@@ -466,12 +471,12 @@
     </w:p>
     <w:p>
       <w:pPr>
-        <w:tabs>
-          <w:tab w:val="left" w:leader="none" w:pos="2127"/>
-        </w:tabs>
-        <w:spacing w:after="0" w:line="240" w:lineRule="auto"/>
-        <w:jc w:val="both"/>
-        <w:rPr/>
+        <w:spacing w:after="0" w:line="240" w:lineRule="auto"/>
+        <w:jc w:val="both"/>
+        <w:rPr/>
+        <w:tabs>
+          <w:tab w:val="left" w:pos="2880"/>
+        </w:tabs>
       </w:pPr>
       <w:r>
         <w:rPr>
@@ -484,12 +489,12 @@
     </w:p>
     <w:p>
       <w:pPr>
-        <w:tabs>
-          <w:tab w:val="left" w:leader="none" w:pos="2127"/>
-        </w:tabs>
-        <w:spacing w:after="0" w:line="240" w:lineRule="auto"/>
-        <w:jc w:val="both"/>
-        <w:rPr/>
+        <w:spacing w:after="0" w:line="240" w:lineRule="auto"/>
+        <w:jc w:val="both"/>
+        <w:rPr/>
+        <w:tabs>
+          <w:tab w:val="left" w:pos="2880"/>
+        </w:tabs>
       </w:pPr>
       <w:r>
         <w:rPr>
@@ -502,12 +507,12 @@
     </w:p>
     <w:p>
       <w:pPr>
-        <w:tabs>
-          <w:tab w:val="left" w:leader="none" w:pos="2127"/>
-        </w:tabs>
-        <w:spacing w:after="0" w:line="240" w:lineRule="auto"/>
-        <w:jc w:val="both"/>
-        <w:rPr/>
+        <w:spacing w:after="0" w:line="240" w:lineRule="auto"/>
+        <w:jc w:val="both"/>
+        <w:rPr/>
+        <w:tabs>
+          <w:tab w:val="left" w:pos="2880"/>
+        </w:tabs>
       </w:pPr>
       <w:r>
         <w:rPr>

--- a/templates/docx/UID_JABAR.docx
+++ b/templates/docx/UID_JABAR.docx
@@ -192,6 +192,7 @@
         <w:spacing w:after="0" w:line="240" w:lineRule="auto"/>
         <w:jc w:val="both"/>
         <w:rPr/>
+        <w:ind w:left="2880" w:hanging="2880"/>
         <w:tabs>
           <w:tab w:val="left" w:pos="2880"/>
         </w:tabs>
@@ -209,6 +210,7 @@
       <w:pPr>
         <w:spacing w:after="0" w:line="240" w:lineRule="auto"/>
         <w:rPr/>
+        <w:ind w:left="2880" w:hanging="2880"/>
         <w:tabs>
           <w:tab w:val="left" w:pos="2880"/>
         </w:tabs>
@@ -273,6 +275,7 @@
       <w:pPr>
         <w:spacing w:after="0" w:line="240" w:lineRule="auto"/>
         <w:rPr/>
+        <w:ind w:left="2880" w:hanging="2880"/>
         <w:tabs>
           <w:tab w:val="left" w:pos="2880"/>
         </w:tabs>

--- a/templates/docx/UID_JABAR.docx
+++ b/templates/docx/UID_JABAR.docx
@@ -118,6 +118,7 @@
     <w:p>
       <w:pPr>
         <w:spacing w:after="0" w:line="240" w:lineRule="auto"/>
+        <w:ind w:left="2880" w:hanging="2880"/>
         <w:jc w:val="both"/>
         <w:rPr/>
         <w:tabs>
@@ -136,6 +137,7 @@
     <w:p>
       <w:pPr>
         <w:spacing w:after="0" w:line="240" w:lineRule="auto"/>
+        <w:ind w:left="2880" w:hanging="2880"/>
         <w:jc w:val="both"/>
         <w:rPr/>
         <w:tabs>
@@ -154,6 +156,7 @@
     <w:p>
       <w:pPr>
         <w:spacing w:after="0" w:line="240" w:lineRule="auto"/>
+        <w:ind w:left="2880" w:hanging="2880"/>
         <w:jc w:val="both"/>
         <w:rPr/>
         <w:tabs>
@@ -172,6 +175,7 @@
     <w:p>
       <w:pPr>
         <w:spacing w:after="0" w:line="240" w:lineRule="auto"/>
+        <w:ind w:left="2880" w:hanging="2880"/>
         <w:jc w:val="both"/>
         <w:rPr/>
         <w:tabs>
@@ -227,6 +231,7 @@
     <w:p>
       <w:pPr>
         <w:spacing w:after="0" w:line="240" w:lineRule="auto"/>
+        <w:ind w:left="2880" w:hanging="2880"/>
         <w:rPr/>
         <w:tabs>
           <w:tab w:val="left" w:pos="2880"/>
@@ -256,6 +261,7 @@
     <w:p>
       <w:pPr>
         <w:spacing w:after="0" w:line="240" w:lineRule="auto"/>
+        <w:ind w:left="2880" w:hanging="2880"/>
         <w:jc w:val="both"/>
         <w:rPr/>
         <w:tabs>
@@ -307,6 +313,7 @@
     <w:p>
       <w:pPr>
         <w:spacing w:after="0" w:line="240" w:lineRule="auto"/>
+        <w:ind w:left="2880" w:hanging="2880"/>
         <w:jc w:val="both"/>
         <w:rPr/>
         <w:tabs>
@@ -328,6 +335,7 @@
     <w:p>
       <w:pPr>
         <w:spacing w:after="0" w:line="240" w:lineRule="auto"/>
+        <w:ind w:left="2880" w:hanging="2880"/>
         <w:jc w:val="both"/>
         <w:rPr/>
         <w:tabs>
@@ -346,6 +354,7 @@
     <w:p>
       <w:pPr>
         <w:spacing w:after="0" w:line="240" w:lineRule="auto"/>
+        <w:ind w:left="2880" w:hanging="2880"/>
         <w:jc w:val="both"/>
         <w:rPr/>
         <w:tabs>
@@ -364,6 +373,7 @@
     <w:p>
       <w:pPr>
         <w:spacing w:after="0" w:line="240" w:lineRule="auto"/>
+        <w:ind w:left="2880" w:hanging="2880"/>
         <w:jc w:val="both"/>
         <w:rPr/>
         <w:tabs>
@@ -385,6 +395,7 @@
     <w:p>
       <w:pPr>
         <w:spacing w:after="0" w:line="240" w:lineRule="auto"/>
+        <w:ind w:left="2880" w:hanging="2880"/>
         <w:jc w:val="both"/>
         <w:rPr/>
         <w:tabs>
@@ -403,6 +414,7 @@
     <w:p>
       <w:pPr>
         <w:spacing w:after="0" w:line="240" w:lineRule="auto"/>
+        <w:ind w:left="2880" w:hanging="2880"/>
         <w:jc w:val="both"/>
         <w:rPr/>
         <w:tabs>
@@ -457,6 +469,7 @@
     <w:p>
       <w:pPr>
         <w:spacing w:after="0" w:line="240" w:lineRule="auto"/>
+        <w:ind w:left="2880" w:hanging="2880"/>
         <w:jc w:val="both"/>
         <w:rPr/>
         <w:tabs>
@@ -475,6 +488,7 @@
     <w:p>
       <w:pPr>
         <w:spacing w:after="0" w:line="240" w:lineRule="auto"/>
+        <w:ind w:left="2880" w:hanging="2880"/>
         <w:jc w:val="both"/>
         <w:rPr/>
         <w:tabs>
@@ -493,6 +507,7 @@
     <w:p>
       <w:pPr>
         <w:spacing w:after="0" w:line="240" w:lineRule="auto"/>
+        <w:ind w:left="2880" w:hanging="2880"/>
         <w:jc w:val="both"/>
         <w:rPr/>
         <w:tabs>
@@ -511,6 +526,7 @@
     <w:p>
       <w:pPr>
         <w:spacing w:after="0" w:line="240" w:lineRule="auto"/>
+        <w:ind w:left="2880" w:hanging="2880"/>
         <w:jc w:val="both"/>
         <w:rPr/>
         <w:tabs>

--- a/templates/docx/UID_JABAR.docx
+++ b/templates/docx/UID_JABAR.docx
@@ -16,559 +16,556 @@
           <w:bCs w:val="1"/>
           <w:rtl w:val="0"/>
         </w:rPr>
-        <w:t xml:space="preserve">Berita Acara Pengujian Barang</w:t>
-      </w:r>
-    </w:p>
-    <w:p>
-      <w:pPr>
-        <w:spacing w:after="0" w:line="240" w:lineRule="auto"/>
-        <w:jc w:val="both"/>
-        <w:rPr/>
-      </w:pPr>
-      <w:r>
-        <w:rPr>
-          <w:b w:val="0"/>
+        <w:t xml:space="preserve">Berita Acara Instalasi – Aktivasi (BAI-BAA)</w:t>
+      </w:r>
+    </w:p>
+    <w:p>
+      <w:pPr>
+        <w:spacing w:after="0" w:line="240" w:lineRule="auto"/>
+        <w:jc w:val="both"/>
+        <w:rPr/>
+      </w:pPr>
+      <w:r>
+        <w:rPr>
           <w:rtl w:val="0"/>
         </w:rPr>
         <w:t xml:space="preserve">Pada hari ini </w:t>
       </w:r>
       <w:r>
-        <w:rPr>
-          <w:b/>
-          <w:rtl w:val="0"/>
-        </w:rPr>
-        <w:t>{hari}</w:t>
-      </w:r>
-      <w:r>
-        <w:rPr>
-          <w:b w:val="0"/>
-          <w:rtl w:val="0"/>
-        </w:rPr>
-        <w:t xml:space="preserve"> Tanggal </w:t>
-      </w:r>
-      <w:r>
-        <w:rPr>
-          <w:b/>
-          <w:rtl w:val="0"/>
-        </w:rPr>
-        <w:t>{tanggal}</w:t>
-      </w:r>
-      <w:r>
-        <w:rPr>
-          <w:b w:val="0"/>
-          <w:rtl w:val="0"/>
-        </w:rPr>
-        <w:t xml:space="preserve"> Bulan </w:t>
-      </w:r>
-      <w:r>
-        <w:rPr>
-          <w:b/>
-          <w:rtl w:val="0"/>
-        </w:rPr>
-        <w:t>{bulan}</w:t>
-      </w:r>
-      <w:r>
-        <w:rPr>
-          <w:b w:val="0"/>
-          <w:rtl w:val="0"/>
-        </w:rPr>
-        <w:t xml:space="preserve"> Tahun </w:t>
-      </w:r>
-      <w:r>
-        <w:rPr>
-          <w:b/>
-          <w:rtl w:val="0"/>
-        </w:rPr>
-        <w:t>{tahun}</w:t>
-      </w:r>
-      <w:r>
-        <w:rPr>
-          <w:b w:val="0"/>
-          <w:rtl w:val="0"/>
-        </w:rPr>
-        <w:t xml:space="preserve"> telah dilakukan pekerjaan aktivasi layanan {namaLayanan} yang dilaksanakan oleh {namaPelanggan}. Dengan hasil </w:t>
-      </w:r>
-      <w:r>
-        <w:rPr>
-          <w:b/>
-          <w:rtl w:val="0"/>
-        </w:rPr>
-        <w:t>BAIK</w:t>
-      </w:r>
-      <w:r>
-        <w:rPr>
-          <w:b w:val="0"/>
-          <w:rtl w:val="0"/>
-        </w:rPr>
-        <w:t>, Adapun spesifikasi sebagai berikut:</w:t>
-      </w:r>
-    </w:p>
-    <w:p>
-      <w:pPr>
-        <w:spacing w:after="0" w:line="240" w:lineRule="auto"/>
-        <w:jc w:val="both"/>
-        <w:rPr/>
-      </w:pPr>
-      <w:r>
-        <w:rPr>
-          <w:rtl w:val="0"/>
-        </w:rPr>
-      </w:r>
-    </w:p>
-    <w:p>
-      <w:pPr>
-        <w:spacing w:after="0" w:line="240" w:lineRule="auto"/>
-        <w:ind w:left="2880" w:hanging="2880"/>
-        <w:jc w:val="both"/>
-        <w:rPr/>
-        <w:tabs>
-          <w:tab w:val="left" w:pos="2880"/>
-        </w:tabs>
-      </w:pPr>
-      <w:r>
-        <w:rPr>
-          <w:rtl w:val="0"/>
-        </w:rPr>
-        <w:t xml:space="preserve">Nama Layanan </w:t>
-        <w:tab/>
-        <w:t>: {namaLayanan}</w:t>
-      </w:r>
-    </w:p>
-    <w:p>
-      <w:pPr>
-        <w:spacing w:after="0" w:line="240" w:lineRule="auto"/>
-        <w:ind w:left="2880" w:hanging="2880"/>
-        <w:jc w:val="both"/>
-        <w:rPr/>
-        <w:tabs>
-          <w:tab w:val="left" w:pos="2880"/>
-        </w:tabs>
-      </w:pPr>
-      <w:r>
-        <w:rPr>
-          <w:rtl w:val="0"/>
-        </w:rPr>
-        <w:t>Service ID</w:t>
-        <w:tab/>
-        <w:t>: {serviceId}</w:t>
-      </w:r>
-    </w:p>
-    <w:p>
-      <w:pPr>
-        <w:spacing w:after="0" w:line="240" w:lineRule="auto"/>
-        <w:ind w:left="2880" w:hanging="2880"/>
-        <w:jc w:val="both"/>
-        <w:rPr/>
-        <w:tabs>
-          <w:tab w:val="left" w:pos="2880"/>
-        </w:tabs>
-      </w:pPr>
-      <w:r>
-        <w:rPr>
-          <w:rtl w:val="0"/>
-        </w:rPr>
-        <w:t>Interface</w:t>
-        <w:tab/>
-        <w:t>: {interface}</w:t>
-      </w:r>
-    </w:p>
-    <w:p>
-      <w:pPr>
-        <w:spacing w:after="0" w:line="240" w:lineRule="auto"/>
-        <w:ind w:left="2880" w:hanging="2880"/>
-        <w:jc w:val="both"/>
-        <w:rPr/>
-        <w:tabs>
-          <w:tab w:val="left" w:pos="2880"/>
-        </w:tabs>
-      </w:pPr>
-      <w:r>
-        <w:rPr>
-          <w:rtl w:val="0"/>
-        </w:rPr>
-        <w:t>Bandwidth</w:t>
-        <w:tab/>
-        <w:t>: {bandwidth}</w:t>
-      </w:r>
-    </w:p>
-    <w:p>
-      <w:pPr>
-        <w:spacing w:after="0" w:line="240" w:lineRule="auto"/>
-        <w:jc w:val="both"/>
-        <w:rPr/>
-        <w:ind w:left="2880" w:hanging="2880"/>
-        <w:tabs>
-          <w:tab w:val="left" w:pos="2880"/>
-        </w:tabs>
-      </w:pPr>
-      <w:r>
-        <w:rPr>
-          <w:rtl w:val="0"/>
-        </w:rPr>
-        <w:t>Originating</w:t>
-        <w:tab/>
-        <w:t>: {originating}</w:t>
-      </w:r>
-    </w:p>
-    <w:p>
-      <w:pPr>
-        <w:spacing w:after="0" w:line="240" w:lineRule="auto"/>
-        <w:rPr/>
-        <w:ind w:left="2880" w:hanging="2880"/>
-        <w:tabs>
-          <w:tab w:val="left" w:pos="2880"/>
-        </w:tabs>
-      </w:pPr>
-      <w:r>
-        <w:rPr>
-          <w:rtl w:val="0"/>
-        </w:rPr>
-        <w:t>Terminating</w:t>
-        <w:tab/>
-        <w:t>: {terminating}</w:t>
-      </w:r>
-    </w:p>
-    <w:p>
-      <w:pPr>
-        <w:spacing w:after="0" w:line="240" w:lineRule="auto"/>
-        <w:ind w:left="2880" w:hanging="2880"/>
-        <w:rPr/>
-        <w:tabs>
-          <w:tab w:val="left" w:pos="2880"/>
-        </w:tabs>
-      </w:pPr>
-      <w:r>
-        <w:rPr>
-          <w:rtl w:val="0"/>
-        </w:rPr>
-        <w:t>No PA</w:t>
-        <w:tab/>
-        <w:t>: {noPA}</w:t>
-      </w:r>
-    </w:p>
-    <w:p>
-      <w:pPr>
-        <w:spacing w:after="0" w:line="240" w:lineRule="auto"/>
-        <w:ind w:left="2127" w:right="-755" w:hanging="2127"/>
-        <w:rPr/>
-      </w:pPr>
-      <w:r>
-        <w:rPr>
-          <w:rtl w:val="0"/>
-        </w:rPr>
-      </w:r>
-    </w:p>
-    <w:p>
-      <w:pPr>
-        <w:spacing w:after="0" w:line="240" w:lineRule="auto"/>
-        <w:ind w:left="2880" w:hanging="2880"/>
-        <w:jc w:val="both"/>
-        <w:rPr/>
-        <w:tabs>
-          <w:tab w:val="left" w:pos="2880"/>
-        </w:tabs>
-      </w:pPr>
-      <w:r>
-        <w:rPr>
-          <w:rtl w:val="0"/>
-        </w:rPr>
-        <w:t>Nama Pelanggan</w:t>
-        <w:tab/>
-        <w:t>: {namaPelanggan}</w:t>
-      </w:r>
-    </w:p>
-    <w:p>
-      <w:pPr>
-        <w:spacing w:after="0" w:line="240" w:lineRule="auto"/>
-        <w:rPr/>
-        <w:ind w:left="2880" w:hanging="2880"/>
-        <w:tabs>
-          <w:tab w:val="left" w:pos="2880"/>
-        </w:tabs>
-      </w:pPr>
-      <w:r>
-        <w:rPr>
-          <w:rtl w:val="0"/>
-        </w:rPr>
-        <w:t>Terminating</w:t>
-        <w:tab/>
-        <w:t>: {terminating}</w:t>
-      </w:r>
-    </w:p>
-    <w:p>
-      <w:pPr>
-        <w:tabs>
-          <w:tab w:val="left" w:leader="none" w:pos="2127"/>
-        </w:tabs>
-        <w:spacing w:after="0" w:line="240" w:lineRule="auto"/>
-        <w:ind w:left="2268" w:right="-755" w:firstLine="0"/>
-        <w:rPr/>
-      </w:pPr>
-      <w:r>
-        <w:rPr>
-          <w:rtl w:val="0"/>
-        </w:rPr>
-      </w:r>
-    </w:p>
-    <w:p>
-      <w:pPr>
-        <w:spacing w:after="0" w:line="240" w:lineRule="auto"/>
-        <w:ind w:left="2880" w:hanging="2880"/>
-        <w:jc w:val="both"/>
-        <w:rPr/>
-        <w:tabs>
-          <w:tab w:val="left" w:pos="2880"/>
-          <w:tab w:val="left" w:pos="5760"/>
-        </w:tabs>
-      </w:pPr>
-      <w:r>
-        <w:rPr>
-          <w:rtl w:val="0"/>
-        </w:rPr>
-        <w:t>Nama Perangkat</w:t>
-        <w:tab/>
-        <w:t>: {namaPerangkat}</w:t>
-        <w:tab/>
-        <w:t>SN: {snPerangkat}</w:t>
-      </w:r>
-    </w:p>
-    <w:p>
-      <w:pPr>
-        <w:spacing w:after="0" w:line="240" w:lineRule="auto"/>
-        <w:ind w:left="2880" w:hanging="2880"/>
-        <w:jc w:val="both"/>
-        <w:rPr/>
-        <w:tabs>
-          <w:tab w:val="left" w:pos="2880"/>
-        </w:tabs>
-      </w:pPr>
-      <w:r>
-        <w:rPr>
-          <w:rtl w:val="0"/>
-        </w:rPr>
-        <w:t>Alamat/Lokasi POP</w:t>
-        <w:tab/>
-        <w:t>: {alamatPOP}</w:t>
-      </w:r>
-    </w:p>
-    <w:p>
-      <w:pPr>
-        <w:spacing w:after="0" w:line="240" w:lineRule="auto"/>
-        <w:ind w:left="2880" w:hanging="2880"/>
-        <w:jc w:val="both"/>
-        <w:rPr/>
-        <w:tabs>
-          <w:tab w:val="left" w:pos="2880"/>
-        </w:tabs>
-      </w:pPr>
-      <w:r>
-        <w:rPr>
-          <w:rtl w:val="0"/>
-        </w:rPr>
-        <w:t>Koordinat POP</w:t>
-        <w:tab/>
-        <w:t>: {koordinatPOP}</w:t>
-      </w:r>
-    </w:p>
-    <w:p>
-      <w:pPr>
-        <w:spacing w:after="0" w:line="240" w:lineRule="auto"/>
-        <w:ind w:left="2880" w:hanging="2880"/>
-        <w:jc w:val="both"/>
-        <w:rPr/>
-        <w:tabs>
-          <w:tab w:val="left" w:pos="2880"/>
-          <w:tab w:val="left" w:pos="5760"/>
-        </w:tabs>
-      </w:pPr>
-      <w:r>
-        <w:rPr>
-          <w:rtl w:val="0"/>
-        </w:rPr>
-        <w:t>Nama Perangkat POP</w:t>
-        <w:tab/>
-        <w:t>: {namaPerangkatPOP}</w:t>
-        <w:tab/>
-        <w:t>SN: {snPOP}</w:t>
-      </w:r>
-    </w:p>
-    <w:p>
-      <w:pPr>
-        <w:spacing w:after="0" w:line="240" w:lineRule="auto"/>
-        <w:ind w:left="2880" w:hanging="2880"/>
-        <w:jc w:val="both"/>
-        <w:rPr/>
-        <w:tabs>
-          <w:tab w:val="left" w:pos="2880"/>
-        </w:tabs>
-      </w:pPr>
-      <w:r>
-        <w:rPr>
-          <w:rtl w:val="0"/>
-        </w:rPr>
-        <w:t>Kanal/Port</w:t>
-        <w:tab/>
-        <w:t>: {kanalPort}</w:t>
-      </w:r>
-    </w:p>
-    <w:p>
-      <w:pPr>
-        <w:spacing w:after="0" w:line="240" w:lineRule="auto"/>
-        <w:ind w:left="2880" w:hanging="2880"/>
-        <w:jc w:val="both"/>
-        <w:rPr/>
-        <w:tabs>
-          <w:tab w:val="left" w:pos="2880"/>
-        </w:tabs>
-      </w:pPr>
-      <w:r>
-        <w:rPr>
-          <w:rtl w:val="0"/>
-        </w:rPr>
-        <w:t>Jarak OTDR</w:t>
-        <w:tab/>
-        <w:t>: {jarakOTDR}</w:t>
-      </w:r>
-    </w:p>
-    <w:p>
-      <w:pPr>
-        <w:tabs>
-          <w:tab w:val="left" w:leader="none" w:pos="2127"/>
-        </w:tabs>
-        <w:spacing w:after="0" w:line="240" w:lineRule="auto"/>
-        <w:jc w:val="both"/>
-        <w:rPr/>
-      </w:pPr>
-      <w:r>
-        <w:rPr>
-          <w:rtl w:val="0"/>
-        </w:rPr>
-      </w:r>
-    </w:p>
-    <w:p>
-      <w:pPr>
-        <w:tabs>
-          <w:tab w:val="left" w:leader="none" w:pos="2127"/>
-        </w:tabs>
-        <w:spacing w:after="0" w:line="240" w:lineRule="auto"/>
-        <w:jc w:val="both"/>
         <w:rPr>
           <w:b w:val="1"/>
           <w:bCs w:val="1"/>
-        </w:rPr>
-      </w:pPr>
+          <w:rtl w:val="0"/>
+        </w:rPr>
+        <w:t xml:space="preserve">{hari} </w:t>
+      </w:r>
+      <w:r>
+        <w:rPr>
+          <w:rtl w:val="0"/>
+        </w:rPr>
+        <w:t xml:space="preserve">Tanggal </w:t>
+      </w:r>
       <w:r>
         <w:rPr>
           <w:b w:val="1"/>
           <w:bCs w:val="1"/>
           <w:rtl w:val="0"/>
         </w:rPr>
-        <w:t xml:space="preserve">Yang Diwakili oleh Pelanggan</w:t>
-      </w:r>
-    </w:p>
-    <w:p>
-      <w:pPr>
-        <w:spacing w:after="0" w:line="240" w:lineRule="auto"/>
-        <w:ind w:left="2880" w:hanging="2880"/>
-        <w:jc w:val="both"/>
-        <w:rPr/>
-        <w:tabs>
-          <w:tab w:val="left" w:pos="2880"/>
-        </w:tabs>
-      </w:pPr>
-      <w:r>
-        <w:rPr>
-          <w:rtl w:val="0"/>
-        </w:rPr>
-        <w:t xml:space="preserve">Nama </w:t>
-        <w:tab/>
-        <w:t>: {namaWakil}</w:t>
-      </w:r>
-    </w:p>
-    <w:p>
-      <w:pPr>
-        <w:spacing w:after="0" w:line="240" w:lineRule="auto"/>
-        <w:ind w:left="2880" w:hanging="2880"/>
-        <w:jc w:val="both"/>
-        <w:rPr/>
-        <w:tabs>
-          <w:tab w:val="left" w:pos="2880"/>
-        </w:tabs>
-      </w:pPr>
-      <w:r>
-        <w:rPr>
-          <w:rtl w:val="0"/>
-        </w:rPr>
-        <w:t>Jabatan</w:t>
-        <w:tab/>
-        <w:t>: {jabatanWakil}</w:t>
-      </w:r>
-    </w:p>
-    <w:p>
-      <w:pPr>
-        <w:spacing w:after="0" w:line="240" w:lineRule="auto"/>
-        <w:ind w:left="2880" w:hanging="2880"/>
-        <w:jc w:val="both"/>
-        <w:rPr/>
-        <w:tabs>
-          <w:tab w:val="left" w:pos="2880"/>
-        </w:tabs>
-      </w:pPr>
-      <w:r>
-        <w:rPr>
-          <w:rtl w:val="0"/>
-        </w:rPr>
-        <w:t>Alamat Kantor</w:t>
-        <w:tab/>
-        <w:t>: {alamatKantor}</w:t>
-      </w:r>
-    </w:p>
-    <w:p>
-      <w:pPr>
-        <w:spacing w:after="0" w:line="240" w:lineRule="auto"/>
-        <w:ind w:left="2880" w:hanging="2880"/>
-        <w:jc w:val="both"/>
-        <w:rPr/>
-        <w:tabs>
-          <w:tab w:val="left" w:pos="2880"/>
-        </w:tabs>
-      </w:pPr>
-      <w:r>
-        <w:rPr>
-          <w:rtl w:val="0"/>
-        </w:rPr>
-        <w:t>Nomor Telp/HP, Email</w:t>
-        <w:tab/>
-        <w:t>: {kontakWakil}</w:t>
-      </w:r>
-    </w:p>
-    <w:p>
-      <w:pPr>
-        <w:spacing w:after="0" w:line="240" w:lineRule="auto"/>
-        <w:jc w:val="both"/>
-        <w:rPr/>
-      </w:pPr>
-      <w:r>
-        <w:rPr>
-          <w:rtl w:val="0"/>
-        </w:rPr>
-      </w:r>
-    </w:p>
-    <w:p>
-      <w:pPr>
-        <w:spacing w:after="0" w:line="240" w:lineRule="auto"/>
-        <w:jc w:val="both"/>
+        <w:t xml:space="preserve">{tanggal} </w:t>
+      </w:r>
+      <w:r>
+        <w:rPr>
+          <w:rtl w:val="0"/>
+        </w:rPr>
+        <w:t xml:space="preserve">Bulan </w:t>
+      </w:r>
+      <w:r>
         <w:rPr>
           <w:b w:val="1"/>
           <w:bCs w:val="1"/>
-        </w:rPr>
-      </w:pPr>
+          <w:rtl w:val="0"/>
+        </w:rPr>
+        <w:t xml:space="preserve">{bulan} </w:t>
+      </w:r>
+      <w:r>
+        <w:rPr>
+          <w:rtl w:val="0"/>
+        </w:rPr>
+        <w:t xml:space="preserve">Tahun </w:t>
+      </w:r>
       <w:r>
         <w:rPr>
           <w:b w:val="1"/>
           <w:bCs w:val="1"/>
           <w:rtl w:val="0"/>
         </w:rPr>
+        <w:t xml:space="preserve">{tahun} </w:t>
+      </w:r>
+      <w:r>
+        <w:rPr>
+          <w:rtl w:val="0"/>
+        </w:rPr>
+        <w:t xml:space="preserve">telah dilakukan pekerjaan aktivasi layanan yang disewa oleh </w:t>
+      </w:r>
+      <w:r>
+        <w:rPr>
+          <w:b w:val="1"/>
+          <w:bCs w:val="1"/>
+          <w:rtl w:val="0"/>
+        </w:rPr>
+        <w:t xml:space="preserve">{disewakanOleh}</w:t>
+      </w:r>
+      <w:r>
+        <w:rPr>
+          <w:rtl w:val="0"/>
+        </w:rPr>
+        <w:t xml:space="preserve">. Dengan hasil </w:t>
+      </w:r>
+      <w:r>
+        <w:rPr>
+          <w:b w:val="1"/>
+          <w:bCs w:val="1"/>
+          <w:rtl w:val="0"/>
+        </w:rPr>
+        <w:t xml:space="preserve">BAIK</w:t>
+      </w:r>
+      <w:r>
+        <w:rPr>
+          <w:rtl w:val="0"/>
+        </w:rPr>
+        <w:t xml:space="preserve">, Adapun spesifikasi sebagai berikut:</w:t>
+      </w:r>
+    </w:p>
+    <w:p>
+      <w:pPr>
+        <w:spacing w:after="0" w:line="240" w:lineRule="auto"/>
+        <w:jc w:val="both"/>
+        <w:rPr/>
+      </w:pPr>
+      <w:r>
+        <w:rPr>
+          <w:rtl w:val="0"/>
+        </w:rPr>
+      </w:r>
+    </w:p>
+    <w:p>
+      <w:pPr>
+        <w:tabs>
+          <w:tab w:val="left" w:leader="none" w:pos="2400"/>
+        </w:tabs>
+        <w:spacing w:after="0" w:line="240" w:lineRule="auto"/>
+        <w:jc w:val="both"/>
+        <w:rPr/>
+      </w:pPr>
+      <w:r>
+        <w:rPr>
+          <w:rtl w:val="0"/>
+        </w:rPr>
+        <w:t xml:space="preserve">Nama Layanan </w:t>
+        <w:tab/>
+        <w:t xml:space="preserve">: </w:t>
+      </w:r>
+      <w:r>
+        <w:rPr>
+          <w:b w:val="1"/>
+          <w:bCs w:val="1"/>
+          <w:rtl w:val="0"/>
+        </w:rPr>
+        <w:t xml:space="preserve">{namaLayanan}</w:t>
+      </w:r>
+    </w:p>
+    <w:p>
+      <w:pPr>
+        <w:tabs>
+          <w:tab w:val="left" w:leader="none" w:pos="2400"/>
+        </w:tabs>
+        <w:spacing w:after="0" w:line="240" w:lineRule="auto"/>
+        <w:jc w:val="both"/>
+        <w:rPr/>
+      </w:pPr>
+      <w:r>
+        <w:rPr>
+          <w:rtl w:val="0"/>
+        </w:rPr>
+        <w:t xml:space="preserve">Service ID</w:t>
+        <w:tab/>
+        <w:t xml:space="preserve">: {serviceId}</w:t>
+      </w:r>
+    </w:p>
+    <w:p>
+      <w:pPr>
+        <w:tabs>
+          <w:tab w:val="left" w:leader="none" w:pos="2400"/>
+        </w:tabs>
+        <w:spacing w:after="0" w:line="240" w:lineRule="auto"/>
+        <w:jc w:val="both"/>
+        <w:rPr/>
+      </w:pPr>
+      <w:r>
+        <w:rPr>
+          <w:rtl w:val="0"/>
+        </w:rPr>
+        <w:t xml:space="preserve">Interface</w:t>
+        <w:tab/>
+        <w:t xml:space="preserve">: {interface}</w:t>
+      </w:r>
+    </w:p>
+    <w:p>
+      <w:pPr>
+        <w:tabs>
+          <w:tab w:val="left" w:leader="none" w:pos="2400"/>
+        </w:tabs>
+        <w:spacing w:after="0" w:line="240" w:lineRule="auto"/>
+        <w:jc w:val="both"/>
+        <w:rPr/>
+      </w:pPr>
+      <w:r>
+        <w:rPr>
+          <w:rtl w:val="0"/>
+        </w:rPr>
+        <w:t xml:space="preserve">Bandwidth</w:t>
+        <w:tab/>
+        <w:t xml:space="preserve">: {bandwidth}</w:t>
+      </w:r>
+    </w:p>
+    <w:p>
+      <w:pPr>
+        <w:spacing w:after="0" w:line="240" w:lineRule="auto"/>
+        <w:ind w:left="2400" w:hanging="2400"/>
+        <w:jc w:val="both"/>
+        <w:rPr/>
+      </w:pPr>
+      <w:r>
+        <w:rPr>
+          <w:rtl w:val="0"/>
+        </w:rPr>
+        <w:t xml:space="preserve">Originating</w:t>
+        <w:tab/>
+        <w:t xml:space="preserve">: {originating}</w:t>
+      </w:r>
+    </w:p>
+    <w:p>
+      <w:pPr>
+        <w:spacing w:after="0" w:line="240" w:lineRule="auto"/>
+        <w:ind w:left="2400" w:right="-755" w:hanging="2400"/>
+        <w:rPr/>
+      </w:pPr>
+      <w:r>
+        <w:rPr>
+          <w:rtl w:val="0"/>
+        </w:rPr>
+        <w:t xml:space="preserve">Terminating</w:t>
+        <w:tab/>
+        <w:t xml:space="preserve">: {terminating}</w:t>
+      </w:r>
+    </w:p>
+    <w:p>
+      <w:pPr>
+        <w:spacing w:after="0" w:line="240" w:lineRule="auto"/>
+        <w:ind w:left="2400" w:right="-755" w:hanging="2400"/>
+        <w:rPr/>
+      </w:pPr>
+      <w:r>
+        <w:rPr>
+          <w:rtl w:val="0"/>
+        </w:rPr>
+        <w:t xml:space="preserve">No PA</w:t>
+        <w:tab/>
+        <w:t xml:space="preserve">: {noPA}</w:t>
+      </w:r>
+    </w:p>
+    <w:p>
+      <w:pPr>
+        <w:spacing w:after="0" w:line="240" w:lineRule="auto"/>
+        <w:ind w:left="2400" w:right="-755" w:hanging="2400"/>
+        <w:rPr/>
+      </w:pPr>
+      <w:r>
+        <w:rPr>
+          <w:rtl w:val="0"/>
+        </w:rPr>
+      </w:r>
+    </w:p>
+    <w:p>
+      <w:pPr>
+        <w:spacing w:after="0" w:line="240" w:lineRule="auto"/>
+        <w:ind w:left="2400" w:hanging="2400"/>
+        <w:jc w:val="both"/>
+        <w:rPr/>
+      </w:pPr>
+      <w:r>
+        <w:rPr>
+          <w:rtl w:val="0"/>
+        </w:rPr>
+        <w:t xml:space="preserve">Nama Pelanggan</w:t>
+        <w:tab/>
+        <w:t xml:space="preserve">: {namaPelanggan}</w:t>
+      </w:r>
+    </w:p>
+    <w:p>
+      <w:pPr>
+        <w:spacing w:after="0" w:line="240" w:lineRule="auto"/>
+        <w:ind w:left="2400" w:right="-755" w:hanging="2400"/>
+        <w:rPr/>
+      </w:pPr>
+      <w:r>
+        <w:rPr>
+          <w:rtl w:val="0"/>
+        </w:rPr>
+        <w:t xml:space="preserve">Terminating</w:t>
+        <w:tab/>
+        <w:t xml:space="preserve">: {terminating}</w:t>
+      </w:r>
+    </w:p>
+    <w:p>
+      <w:pPr>
+        <w:tabs>
+          <w:tab w:val="left" w:leader="none" w:pos="2400"/>
+        </w:tabs>
+        <w:spacing w:after="0" w:line="240" w:lineRule="auto"/>
+        <w:ind w:left="2268" w:right="-755" w:firstLine="0"/>
+        <w:rPr/>
+      </w:pPr>
+      <w:r>
+        <w:rPr>
+          <w:rtl w:val="0"/>
+        </w:rPr>
+      </w:r>
+    </w:p>
+    <w:p>
+      <w:pPr>
+        <w:tabs>
+          <w:tab w:val="left" w:leader="none" w:pos="2400"/>
+          <w:tab w:val="left" w:leader="none" w:pos="7088"/>
+          <w:tab w:val="left" w:leader="none" w:pos="8364"/>
+        </w:tabs>
+        <w:spacing w:after="0" w:line="240" w:lineRule="auto"/>
+        <w:jc w:val="both"/>
+        <w:rPr/>
+      </w:pPr>
+      <w:r>
+        <w:rPr>
+          <w:rtl w:val="0"/>
+        </w:rPr>
+        <w:t xml:space="preserve">Nama Perangkat</w:t>
+        <w:tab/>
+        <w:t xml:space="preserve">: {namaPerangkat}</w:t>
+        <w:tab/>
+        <w:t xml:space="preserve">SN: {snPerangkat}</w:t>
+      </w:r>
+    </w:p>
+    <w:p>
+      <w:pPr>
+        <w:tabs>
+          <w:tab w:val="left" w:leader="none" w:pos="2400"/>
+          <w:tab w:val="left" w:leader="none" w:pos="7088"/>
+        </w:tabs>
+        <w:spacing w:after="0" w:line="240" w:lineRule="auto"/>
+        <w:jc w:val="both"/>
+        <w:rPr/>
+      </w:pPr>
+      <w:r>
+        <w:rPr>
+          <w:rtl w:val="0"/>
+        </w:rPr>
+        <w:t xml:space="preserve">Alamat/Lokasi POP</w:t>
+        <w:tab/>
+        <w:t xml:space="preserve">: {alamatPOP}</w:t>
+      </w:r>
+    </w:p>
+    <w:p>
+      <w:pPr>
+        <w:tabs>
+          <w:tab w:val="left" w:leader="none" w:pos="2400"/>
+          <w:tab w:val="left" w:leader="none" w:pos="7088"/>
+        </w:tabs>
+        <w:spacing w:after="0" w:line="240" w:lineRule="auto"/>
+        <w:jc w:val="both"/>
+        <w:rPr/>
+      </w:pPr>
+      <w:r>
+        <w:rPr>
+          <w:rtl w:val="0"/>
+        </w:rPr>
+        <w:t xml:space="preserve">Koordinat POP</w:t>
+        <w:tab/>
+        <w:t xml:space="preserve">: {koordinatPOP}</w:t>
+      </w:r>
+    </w:p>
+    <w:p>
+      <w:pPr>
+        <w:tabs>
+          <w:tab w:val="left" w:leader="none" w:pos="2400"/>
+          <w:tab w:val="left" w:leader="none" w:pos="7088"/>
+        </w:tabs>
+        <w:spacing w:after="0" w:line="240" w:lineRule="auto"/>
+        <w:jc w:val="both"/>
+        <w:rPr/>
+      </w:pPr>
+      <w:r>
+        <w:rPr>
+          <w:rtl w:val="0"/>
+        </w:rPr>
+        <w:t xml:space="preserve">Nama Perangkat POP</w:t>
+        <w:tab/>
+        <w:t xml:space="preserve">: {namaPerangkatPOP}</w:t>
+        <w:tab/>
+        <w:t xml:space="preserve">SN: {snPOP}</w:t>
+      </w:r>
+    </w:p>
+    <w:p>
+      <w:pPr>
+        <w:tabs>
+          <w:tab w:val="left" w:leader="none" w:pos="2400"/>
+          <w:tab w:val="left" w:leader="none" w:pos="7088"/>
+        </w:tabs>
+        <w:spacing w:after="0" w:line="240" w:lineRule="auto"/>
+        <w:jc w:val="both"/>
+        <w:rPr/>
+      </w:pPr>
+      <w:r>
+        <w:rPr>
+          <w:rtl w:val="0"/>
+        </w:rPr>
+        <w:t xml:space="preserve">Kanal/Port</w:t>
+        <w:tab/>
+        <w:t xml:space="preserve">: {kanalPort}</w:t>
+      </w:r>
+    </w:p>
+    <w:p>
+      <w:pPr>
+        <w:tabs>
+          <w:tab w:val="left" w:leader="none" w:pos="2400"/>
+          <w:tab w:val="left" w:leader="none" w:pos="7088"/>
+        </w:tabs>
+        <w:spacing w:after="0" w:line="240" w:lineRule="auto"/>
+        <w:jc w:val="both"/>
+        <w:rPr/>
+      </w:pPr>
+      <w:r>
+        <w:rPr>
+          <w:rtl w:val="0"/>
+        </w:rPr>
+        <w:t xml:space="preserve">Jarak OTDR</w:t>
+        <w:tab/>
+        <w:t xml:space="preserve">: {jarakOTDR}</w:t>
+      </w:r>
+    </w:p>
+    <w:p>
+      <w:pPr>
+        <w:tabs>
+          <w:tab w:val="left" w:leader="none" w:pos="2400"/>
+        </w:tabs>
+        <w:spacing w:after="0" w:line="240" w:lineRule="auto"/>
+        <w:jc w:val="both"/>
+        <w:rPr/>
+      </w:pPr>
+      <w:r>
+        <w:rPr>
+          <w:rtl w:val="0"/>
+        </w:rPr>
+      </w:r>
+    </w:p>
+    <w:p>
+      <w:pPr>
+        <w:tabs>
+          <w:tab w:val="left" w:leader="none" w:pos="2400"/>
+        </w:tabs>
+        <w:spacing w:after="0" w:line="240" w:lineRule="auto"/>
+        <w:jc w:val="both"/>
+        <w:rPr>
+          <w:b w:val="1"/>
+          <w:bCs w:val="1"/>
+        </w:rPr>
+      </w:pPr>
+      <w:r>
+        <w:rPr>
+          <w:b w:val="1"/>
+          <w:bCs w:val="1"/>
+          <w:rtl w:val="0"/>
+        </w:rPr>
+        <w:t xml:space="preserve">Yang Diwakili oleh Pelanggan</w:t>
+      </w:r>
+    </w:p>
+    <w:p>
+      <w:pPr>
+        <w:tabs>
+          <w:tab w:val="left" w:leader="none" w:pos="2400"/>
+        </w:tabs>
+        <w:spacing w:after="0" w:line="240" w:lineRule="auto"/>
+        <w:jc w:val="both"/>
+        <w:rPr/>
+      </w:pPr>
+      <w:r>
+        <w:rPr>
+          <w:rtl w:val="0"/>
+        </w:rPr>
+        <w:t xml:space="preserve">Nama </w:t>
+        <w:tab/>
+        <w:t xml:space="preserve">: {namaWakil}</w:t>
+      </w:r>
+    </w:p>
+    <w:p>
+      <w:pPr>
+        <w:tabs>
+          <w:tab w:val="left" w:leader="none" w:pos="2400"/>
+        </w:tabs>
+        <w:spacing w:after="0" w:line="240" w:lineRule="auto"/>
+        <w:jc w:val="both"/>
+        <w:rPr/>
+      </w:pPr>
+      <w:r>
+        <w:rPr>
+          <w:rtl w:val="0"/>
+        </w:rPr>
+        <w:t xml:space="preserve">Jabatan</w:t>
+        <w:tab/>
+        <w:t xml:space="preserve">: {jabatanWakil}</w:t>
+      </w:r>
+    </w:p>
+    <w:p>
+      <w:pPr>
+        <w:tabs>
+          <w:tab w:val="left" w:leader="none" w:pos="2400"/>
+        </w:tabs>
+        <w:spacing w:after="0" w:line="240" w:lineRule="auto"/>
+        <w:jc w:val="both"/>
+        <w:rPr/>
+      </w:pPr>
+      <w:r>
+        <w:rPr>
+          <w:rtl w:val="0"/>
+        </w:rPr>
+        <w:t xml:space="preserve">Alamat Kantor</w:t>
+        <w:tab/>
+        <w:t xml:space="preserve">: {alamatKantor}</w:t>
+      </w:r>
+    </w:p>
+    <w:p>
+      <w:pPr>
+        <w:tabs>
+          <w:tab w:val="left" w:leader="none" w:pos="2400"/>
+        </w:tabs>
+        <w:spacing w:after="0" w:line="240" w:lineRule="auto"/>
+        <w:jc w:val="both"/>
+        <w:rPr/>
+      </w:pPr>
+      <w:r>
+        <w:rPr>
+          <w:rtl w:val="0"/>
+        </w:rPr>
+        <w:t xml:space="preserve">Nomor Telp/HP, Email</w:t>
+        <w:tab/>
+        <w:t xml:space="preserve">: {kontakWakil}</w:t>
+      </w:r>
+    </w:p>
+    <w:p>
+      <w:pPr>
+        <w:spacing w:after="0" w:line="240" w:lineRule="auto"/>
+        <w:jc w:val="both"/>
+        <w:rPr/>
+      </w:pPr>
+      <w:r>
+        <w:rPr>
+          <w:rtl w:val="0"/>
+        </w:rPr>
+      </w:r>
+    </w:p>
+    <w:p>
+      <w:pPr>
+        <w:spacing w:after="0" w:line="240" w:lineRule="auto"/>
+        <w:jc w:val="both"/>
+        <w:rPr>
+          <w:b w:val="1"/>
+          <w:bCs w:val="1"/>
+        </w:rPr>
+      </w:pPr>
+      <w:r>
+        <w:rPr>
+          <w:b w:val="1"/>
+          <w:bCs w:val="1"/>
+          <w:rtl w:val="0"/>
+        </w:rPr>
         <w:t xml:space="preserve">Dan Penyedia Layanan PT PLN ICON PLUS</w:t>
       </w:r>
     </w:p>
@@ -582,7 +579,7 @@
         <w:rPr>
           <w:rtl w:val="0"/>
         </w:rPr>
-        <w:t>Nama Project Team Leader : {namaProjectLeader}</w:t>
+        <w:t xml:space="preserve">Nama Project Team Leader : {namaProjectLeader}</w:t>
       </w:r>
     </w:p>
     <w:p>
@@ -672,7 +669,7 @@
           <w:p>
             <w:pPr>
               <w:tabs>
-                <w:tab w:val="left" w:leader="none" w:pos="2127"/>
+                <w:tab w:val="left" w:leader="none" w:pos="2400"/>
               </w:tabs>
               <w:jc w:val="center"/>
               <w:rPr>
@@ -682,11 +679,11 @@
             </w:pPr>
             <w:r>
               <w:rPr>
-                <w:b/>
+                <w:b w:val="1"/>
                 <w:bCs w:val="1"/>
                 <w:rtl w:val="0"/>
               </w:rPr>
-              <w:t>{instansiPelanggan}</w:t>
+              <w:t xml:space="preserve">{instansiPelanggan}</w:t>
             </w:r>
           </w:p>
         </w:tc>
@@ -732,14 +729,19 @@
               <w:rPr>
                 <w:rtl w:val="0"/>
               </w:rPr>
-            </w:r>
-            <w:r>
-              <w:t>{%ttd2}</w:t>
+              <w:t xml:space="preserve">{%ttd2}</w:t>
             </w:r>
           </w:p>
           <w:p>
+            <w:pPr>
+              <w:jc w:val="center"/>
+              <w:rPr/>
+            </w:pPr>
             <w:r>
-              <w:t>{%stempel2}</w:t>
+              <w:rPr>
+                <w:rtl w:val="0"/>
+              </w:rPr>
+              <w:t xml:space="preserve">{%stempel2}</w:t>
             </w:r>
           </w:p>
         </w:tc>
@@ -756,12 +758,19 @@
               <w:rPr>
                 <w:rtl w:val="0"/>
               </w:rPr>
-              <w:t>{%ttd}</w:t>
+              <w:t xml:space="preserve">{%ttd}</w:t>
             </w:r>
           </w:p>
           <w:p>
+            <w:pPr>
+              <w:jc w:val="center"/>
+              <w:rPr/>
+            </w:pPr>
             <w:r>
-              <w:t>{%stempel}</w:t>
+              <w:rPr>
+                <w:rtl w:val="0"/>
+              </w:rPr>
+              <w:t xml:space="preserve">{%stempel}</w:t>
             </w:r>
           </w:p>
         </w:tc>
@@ -775,7 +784,6 @@
           <w:tcPr>
             <w:vAlign w:val="center"/>
           </w:tcPr>
-          <w:p/>
           <w:p>
             <w:pPr>
               <w:jc w:val="center"/>
@@ -785,7 +793,7 @@
               <w:rPr>
                 <w:rtl w:val="0"/>
               </w:rPr>
-              <w:t>( {namaWakil} )</w:t>
+              <w:t xml:space="preserve">( {namaWakil} )</w:t>
             </w:r>
           </w:p>
         </w:tc>
@@ -802,60 +810,12 @@
               <w:rPr>
                 <w:rtl w:val="0"/>
               </w:rPr>
-              <w:t xml:space="preserve">  ( {namaProjectLeader} )</w:t>
+              <w:t xml:space="preserve">( {namaProjectLeader} )</w:t>
             </w:r>
           </w:p>
         </w:tc>
       </w:tr>
     </w:tbl>
-    <w:p>
-      <w:pPr>
-        <w:spacing w:after="0" w:line="240" w:lineRule="auto"/>
-        <w:jc w:val="both"/>
-        <w:rPr/>
-      </w:pPr>
-      <w:r>
-        <w:rPr>
-          <w:rtl w:val="0"/>
-        </w:rPr>
-      </w:r>
-    </w:p>
-    <w:p>
-      <w:pPr>
-        <w:spacing w:after="0" w:line="240" w:lineRule="auto"/>
-        <w:jc w:val="both"/>
-        <w:rPr/>
-      </w:pPr>
-      <w:r>
-        <w:rPr>
-          <w:rtl w:val="0"/>
-        </w:rPr>
-      </w:r>
-    </w:p>
-    <w:p>
-      <w:pPr>
-        <w:spacing w:after="0" w:line="240" w:lineRule="auto"/>
-        <w:jc w:val="both"/>
-        <w:rPr/>
-      </w:pPr>
-      <w:r>
-        <w:rPr>
-          <w:rtl w:val="0"/>
-        </w:rPr>
-      </w:r>
-    </w:p>
-    <w:p>
-      <w:pPr>
-        <w:spacing w:after="0" w:line="240" w:lineRule="auto"/>
-        <w:jc w:val="both"/>
-        <w:rPr/>
-      </w:pPr>
-      <w:r>
-        <w:rPr>
-          <w:rtl w:val="0"/>
-        </w:rPr>
-      </w:r>
-    </w:p>
     <w:sectPr>
       <w:headerReference r:id="rId6" w:type="default"/>
       <w:pgSz w:h="16838" w:w="11906" w:orient="portrait"/>

--- a/templates/docx/UID_JABAR.docx
+++ b/templates/docx/UID_JABAR.docx
@@ -143,15 +143,7 @@
         </w:rPr>
         <w:t xml:space="preserve">Nama Layanan </w:t>
         <w:tab/>
-        <w:t xml:space="preserve">: </w:t>
-      </w:r>
-      <w:r>
-        <w:rPr>
-          <w:b w:val="1"/>
-          <w:bCs w:val="1"/>
-          <w:rtl w:val="0"/>
-        </w:rPr>
-        <w:t xml:space="preserve">{namaLayanan}</w:t>
+        <w:t xml:space="preserve">: {namaLayanan}</w:t>
       </w:r>
     </w:p>
     <w:p>

--- a/templates/docx/UID_JABAR.docx
+++ b/templates/docx/UID_JABAR.docx
@@ -119,22 +119,20 @@
     <w:p>
       <w:pPr>
         <w:spacing w:after="0" w:line="240" w:lineRule="auto"/>
-        <w:jc w:val="both"/>
-        <w:rPr/>
-      </w:pPr>
-      <w:r>
-        <w:rPr>
-          <w:rtl w:val="0"/>
-        </w:rPr>
-      </w:r>
-    </w:p>
-    <w:p>
-      <w:pPr>
-        <w:tabs>
-          <w:tab w:val="left" w:leader="none" w:pos="2400"/>
-        </w:tabs>
-        <w:spacing w:after="0" w:line="240" w:lineRule="auto"/>
-        <w:jc w:val="both"/>
+        <w:rPr/>
+      </w:pPr>
+      <w:r>
+        <w:rPr>
+          <w:rtl w:val="0"/>
+        </w:rPr>
+      </w:r>
+    </w:p>
+    <w:p>
+      <w:pPr>
+        <w:tabs>
+          <w:tab w:val="left" w:leader="none" w:pos="2400"/>
+        </w:tabs>
+        <w:spacing w:after="0" w:line="240" w:lineRule="auto"/>
         <w:rPr/>
       </w:pPr>
       <w:r>
@@ -152,7 +150,6 @@
           <w:tab w:val="left" w:leader="none" w:pos="2400"/>
         </w:tabs>
         <w:spacing w:after="0" w:line="240" w:lineRule="auto"/>
-        <w:jc w:val="both"/>
         <w:rPr/>
       </w:pPr>
       <w:r>
@@ -170,7 +167,6 @@
           <w:tab w:val="left" w:leader="none" w:pos="2400"/>
         </w:tabs>
         <w:spacing w:after="0" w:line="240" w:lineRule="auto"/>
-        <w:jc w:val="both"/>
         <w:rPr/>
       </w:pPr>
       <w:r>
@@ -188,7 +184,6 @@
           <w:tab w:val="left" w:leader="none" w:pos="2400"/>
         </w:tabs>
         <w:spacing w:after="0" w:line="240" w:lineRule="auto"/>
-        <w:jc w:val="both"/>
         <w:rPr/>
       </w:pPr>
       <w:r>
@@ -204,7 +199,6 @@
       <w:pPr>
         <w:spacing w:after="0" w:line="240" w:lineRule="auto"/>
         <w:ind w:left="2400" w:hanging="2400"/>
-        <w:jc w:val="both"/>
         <w:rPr/>
       </w:pPr>
       <w:r>
@@ -262,7 +256,6 @@
       <w:pPr>
         <w:spacing w:after="0" w:line="240" w:lineRule="auto"/>
         <w:ind w:left="2400" w:hanging="2400"/>
-        <w:jc w:val="both"/>
         <w:rPr/>
       </w:pPr>
       <w:r>
@@ -312,7 +305,6 @@
           <w:tab w:val="left" w:leader="none" w:pos="8364"/>
         </w:tabs>
         <w:spacing w:after="0" w:line="240" w:lineRule="auto"/>
-        <w:jc w:val="both"/>
         <w:rPr/>
       </w:pPr>
       <w:r>
@@ -333,7 +325,6 @@
           <w:tab w:val="left" w:leader="none" w:pos="7088"/>
         </w:tabs>
         <w:spacing w:after="0" w:line="240" w:lineRule="auto"/>
-        <w:jc w:val="both"/>
         <w:rPr/>
       </w:pPr>
       <w:r>
@@ -352,7 +343,6 @@
           <w:tab w:val="left" w:leader="none" w:pos="7088"/>
         </w:tabs>
         <w:spacing w:after="0" w:line="240" w:lineRule="auto"/>
-        <w:jc w:val="both"/>
         <w:rPr/>
       </w:pPr>
       <w:r>
@@ -371,7 +361,6 @@
           <w:tab w:val="left" w:leader="none" w:pos="7088"/>
         </w:tabs>
         <w:spacing w:after="0" w:line="240" w:lineRule="auto"/>
-        <w:jc w:val="both"/>
         <w:rPr/>
       </w:pPr>
       <w:r>
@@ -392,7 +381,6 @@
           <w:tab w:val="left" w:leader="none" w:pos="7088"/>
         </w:tabs>
         <w:spacing w:after="0" w:line="240" w:lineRule="auto"/>
-        <w:jc w:val="both"/>
         <w:rPr/>
       </w:pPr>
       <w:r>
@@ -411,7 +399,6 @@
           <w:tab w:val="left" w:leader="none" w:pos="7088"/>
         </w:tabs>
         <w:spacing w:after="0" w:line="240" w:lineRule="auto"/>
-        <w:jc w:val="both"/>
         <w:rPr/>
       </w:pPr>
       <w:r>
@@ -429,22 +416,20 @@
           <w:tab w:val="left" w:leader="none" w:pos="2400"/>
         </w:tabs>
         <w:spacing w:after="0" w:line="240" w:lineRule="auto"/>
-        <w:jc w:val="both"/>
-        <w:rPr/>
-      </w:pPr>
-      <w:r>
-        <w:rPr>
-          <w:rtl w:val="0"/>
-        </w:rPr>
-      </w:r>
-    </w:p>
-    <w:p>
-      <w:pPr>
-        <w:tabs>
-          <w:tab w:val="left" w:leader="none" w:pos="2400"/>
-        </w:tabs>
-        <w:spacing w:after="0" w:line="240" w:lineRule="auto"/>
-        <w:jc w:val="both"/>
+        <w:rPr/>
+      </w:pPr>
+      <w:r>
+        <w:rPr>
+          <w:rtl w:val="0"/>
+        </w:rPr>
+      </w:r>
+    </w:p>
+    <w:p>
+      <w:pPr>
+        <w:tabs>
+          <w:tab w:val="left" w:leader="none" w:pos="2400"/>
+        </w:tabs>
+        <w:spacing w:after="0" w:line="240" w:lineRule="auto"/>
         <w:rPr>
           <w:b w:val="1"/>
           <w:bCs w:val="1"/>
@@ -465,7 +450,6 @@
           <w:tab w:val="left" w:leader="none" w:pos="2400"/>
         </w:tabs>
         <w:spacing w:after="0" w:line="240" w:lineRule="auto"/>
-        <w:jc w:val="both"/>
         <w:rPr/>
       </w:pPr>
       <w:r>
@@ -483,7 +467,6 @@
           <w:tab w:val="left" w:leader="none" w:pos="2400"/>
         </w:tabs>
         <w:spacing w:after="0" w:line="240" w:lineRule="auto"/>
-        <w:jc w:val="both"/>
         <w:rPr/>
       </w:pPr>
       <w:r>
@@ -501,7 +484,6 @@
           <w:tab w:val="left" w:leader="none" w:pos="2400"/>
         </w:tabs>
         <w:spacing w:after="0" w:line="240" w:lineRule="auto"/>
-        <w:jc w:val="both"/>
         <w:rPr/>
       </w:pPr>
       <w:r>
@@ -519,7 +501,6 @@
           <w:tab w:val="left" w:leader="none" w:pos="2400"/>
         </w:tabs>
         <w:spacing w:after="0" w:line="240" w:lineRule="auto"/>
-        <w:jc w:val="both"/>
         <w:rPr/>
       </w:pPr>
       <w:r>
@@ -534,19 +515,17 @@
     <w:p>
       <w:pPr>
         <w:spacing w:after="0" w:line="240" w:lineRule="auto"/>
-        <w:jc w:val="both"/>
-        <w:rPr/>
-      </w:pPr>
-      <w:r>
-        <w:rPr>
-          <w:rtl w:val="0"/>
-        </w:rPr>
-      </w:r>
-    </w:p>
-    <w:p>
-      <w:pPr>
-        <w:spacing w:after="0" w:line="240" w:lineRule="auto"/>
-        <w:jc w:val="both"/>
+        <w:rPr/>
+      </w:pPr>
+      <w:r>
+        <w:rPr>
+          <w:rtl w:val="0"/>
+        </w:rPr>
+      </w:r>
+    </w:p>
+    <w:p>
+      <w:pPr>
+        <w:spacing w:after="0" w:line="240" w:lineRule="auto"/>
         <w:rPr>
           <w:b w:val="1"/>
           <w:bCs w:val="1"/>
@@ -564,6 +543,29 @@
     <w:p>
       <w:pPr>
         <w:spacing w:after="0" w:line="240" w:lineRule="auto"/>
+        <w:rPr/>
+      </w:pPr>
+      <w:r>
+        <w:rPr>
+          <w:rtl w:val="0"/>
+        </w:rPr>
+        <w:t xml:space="preserve">Nama Project Team Leader : {namaProjectLeader}</w:t>
+      </w:r>
+    </w:p>
+    <w:p>
+      <w:pPr>
+        <w:spacing w:after="0" w:line="240" w:lineRule="auto"/>
+        <w:rPr/>
+      </w:pPr>
+      <w:r>
+        <w:rPr>
+          <w:rtl w:val="0"/>
+        </w:rPr>
+      </w:r>
+    </w:p>
+    <w:p>
+      <w:pPr>
+        <w:spacing w:after="0" w:line="240" w:lineRule="auto"/>
         <w:jc w:val="both"/>
         <w:rPr/>
       </w:pPr>
@@ -571,50 +573,23 @@
         <w:rPr>
           <w:rtl w:val="0"/>
         </w:rPr>
-        <w:t xml:space="preserve">Nama Project Team Leader : {namaProjectLeader}</w:t>
-      </w:r>
-    </w:p>
-    <w:p>
-      <w:pPr>
-        <w:spacing w:after="0" w:line="240" w:lineRule="auto"/>
-        <w:jc w:val="both"/>
-        <w:rPr/>
-      </w:pPr>
-      <w:r>
-        <w:rPr>
-          <w:rtl w:val="0"/>
-        </w:rPr>
-      </w:r>
-    </w:p>
-    <w:p>
-      <w:pPr>
-        <w:spacing w:after="0" w:line="240" w:lineRule="auto"/>
-        <w:jc w:val="both"/>
-        <w:rPr/>
-      </w:pPr>
-      <w:r>
-        <w:rPr>
-          <w:rtl w:val="0"/>
-        </w:rPr>
         <w:t xml:space="preserve">Demikian berita acara ini dibuat dalam rangkap 2 (Dua) asli, yang sama bunyinya dan mempunyai kekuatan hukum yang sama setelah ditanda tangani kedua belah pihak. </w:t>
       </w:r>
     </w:p>
     <w:p>
       <w:pPr>
         <w:spacing w:after="0" w:line="240" w:lineRule="auto"/>
-        <w:jc w:val="both"/>
-        <w:rPr/>
-      </w:pPr>
-      <w:r>
-        <w:rPr>
-          <w:rtl w:val="0"/>
-        </w:rPr>
-      </w:r>
-    </w:p>
-    <w:p>
-      <w:pPr>
-        <w:spacing w:after="0" w:line="240" w:lineRule="auto"/>
-        <w:jc w:val="both"/>
+        <w:rPr/>
+      </w:pPr>
+      <w:r>
+        <w:rPr>
+          <w:rtl w:val="0"/>
+        </w:rPr>
+      </w:r>
+    </w:p>
+    <w:p>
+      <w:pPr>
+        <w:spacing w:after="0" w:line="240" w:lineRule="auto"/>
         <w:rPr/>
       </w:pPr>
       <w:r>

--- a/templates/docx/UID_JABAR.docx
+++ b/templates/docx/UID_JABAR.docx
@@ -689,6 +689,7 @@
           </w:tcPr>
           <w:p>
             <w:pPr>
+              <w:spacing w:after="680"/>
               <w:jc w:val="center"/>
               <w:rPr/>
             </w:pPr>
@@ -698,12 +699,6 @@
               </w:rPr>
               <w:t xml:space="preserve">{%ttd2}</w:t>
             </w:r>
-          </w:p>
-          <w:p>
-            <w:pPr>
-              <w:jc w:val="center"/>
-              <w:rPr/>
-            </w:pPr>
             <w:r>
               <w:rPr>
                 <w:rtl w:val="0"/>
@@ -718,6 +713,7 @@
           </w:tcPr>
           <w:p>
             <w:pPr>
+              <w:spacing w:after="680"/>
               <w:jc w:val="center"/>
               <w:rPr/>
             </w:pPr>
@@ -727,12 +723,6 @@
               </w:rPr>
               <w:t xml:space="preserve">{%ttd}</w:t>
             </w:r>
-          </w:p>
-          <w:p>
-            <w:pPr>
-              <w:jc w:val="center"/>
-              <w:rPr/>
-            </w:pPr>
             <w:r>
               <w:rPr>
                 <w:rtl w:val="0"/>
